--- a/2. Data Collection and Preprocessing Phase/Data Exploration and Preprocessing by SWTID1749709268.docx
+++ b/2. Data Collection and Preprocessing Phase/Data Exploration and Preprocessing by SWTID1749709268.docx
@@ -1090,6 +1090,7 @@
                 <w:sz w:val="24"/>
                 <w:szCs w:val="24"/>
               </w:rPr>
+              <w:lastRenderedPageBreak/>
               <w:t>Bivariate Analysis</w:t>
             </w:r>
           </w:p>
@@ -1127,7 +1128,41 @@
                 <w:sz w:val="24"/>
                 <w:szCs w:val="24"/>
               </w:rPr>
-              <w:t>****</w:t>
+              <w:drawing>
+                <wp:inline distT="0" distB="0" distL="0" distR="0" wp14:anchorId="4E28B03E" wp14:editId="09FE1052">
+                  <wp:extent cx="3909060" cy="3495040"/>
+                  <wp:effectExtent l="0" t="0" r="0" b="0"/>
+                  <wp:docPr id="1981628157" name="Picture 1"/>
+                  <wp:cNvGraphicFramePr>
+                    <a:graphicFrameLocks xmlns:a="http://schemas.openxmlformats.org/drawingml/2006/main" noChangeAspect="1"/>
+                  </wp:cNvGraphicFramePr>
+                  <a:graphic xmlns:a="http://schemas.openxmlformats.org/drawingml/2006/main">
+                    <a:graphicData uri="http://schemas.openxmlformats.org/drawingml/2006/picture">
+                      <pic:pic xmlns:pic="http://schemas.openxmlformats.org/drawingml/2006/picture">
+                        <pic:nvPicPr>
+                          <pic:cNvPr id="1981628157" name=""/>
+                          <pic:cNvPicPr/>
+                        </pic:nvPicPr>
+                        <pic:blipFill>
+                          <a:blip r:embed="rId11"/>
+                          <a:stretch>
+                            <a:fillRect/>
+                          </a:stretch>
+                        </pic:blipFill>
+                        <pic:spPr>
+                          <a:xfrm>
+                            <a:off x="0" y="0"/>
+                            <a:ext cx="3909060" cy="3495040"/>
+                          </a:xfrm>
+                          <a:prstGeom prst="rect">
+                            <a:avLst/>
+                          </a:prstGeom>
+                        </pic:spPr>
+                      </pic:pic>
+                    </a:graphicData>
+                  </a:graphic>
+                </wp:inline>
+              </w:drawing>
             </w:r>
           </w:p>
         </w:tc>
@@ -1167,7 +1202,6 @@
                 <w:sz w:val="24"/>
                 <w:szCs w:val="24"/>
               </w:rPr>
-              <w:lastRenderedPageBreak/>
               <w:t>Multivariate Analysis</w:t>
             </w:r>
           </w:p>
@@ -1220,7 +1254,7 @@
                           <pic:cNvPicPr/>
                         </pic:nvPicPr>
                         <pic:blipFill>
-                          <a:blip r:embed="rId11"/>
+                          <a:blip r:embed="rId12"/>
                           <a:stretch>
                             <a:fillRect/>
                           </a:stretch>
@@ -1313,7 +1347,7 @@
                 <w:sz w:val="24"/>
                 <w:szCs w:val="24"/>
               </w:rPr>
-              <w:t>Identification and treatment of outliers.</w:t>
+              <w:t>Done using feature engineering and data cleaning stages as mentioned in notebook.</w:t>
             </w:r>
           </w:p>
         </w:tc>
@@ -1397,6 +1431,7 @@
                 <w:sz w:val="24"/>
                 <w:szCs w:val="24"/>
               </w:rPr>
+              <w:lastRenderedPageBreak/>
               <w:t>Loading Data</w:t>
             </w:r>
           </w:p>
@@ -1458,7 +1493,7 @@
                           <pic:cNvPicPr/>
                         </pic:nvPicPr>
                         <pic:blipFill rotWithShape="1">
-                          <a:blip r:embed="rId12"/>
+                          <a:blip r:embed="rId13"/>
                           <a:srcRect t="11731" r="17996"/>
                           <a:stretch>
                             <a:fillRect/>
@@ -1525,7 +1560,6 @@
                 <w:sz w:val="24"/>
                 <w:szCs w:val="24"/>
               </w:rPr>
-              <w:lastRenderedPageBreak/>
               <w:t>Handling Missing Data</w:t>
             </w:r>
           </w:p>
@@ -1578,7 +1612,7 @@
                           <pic:cNvPicPr/>
                         </pic:nvPicPr>
                         <pic:blipFill>
-                          <a:blip r:embed="rId13"/>
+                          <a:blip r:embed="rId14"/>
                           <a:stretch>
                             <a:fillRect/>
                           </a:stretch>
@@ -1688,7 +1722,7 @@
                           <pic:cNvPicPr/>
                         </pic:nvPicPr>
                         <pic:blipFill>
-                          <a:blip r:embed="rId14"/>
+                          <a:blip r:embed="rId15"/>
                           <a:stretch>
                             <a:fillRect/>
                           </a:stretch>
@@ -1799,7 +1833,7 @@
                           <pic:cNvPicPr/>
                         </pic:nvPicPr>
                         <pic:blipFill>
-                          <a:blip r:embed="rId15"/>
+                          <a:blip r:embed="rId16"/>
                           <a:stretch>
                             <a:fillRect/>
                           </a:stretch>
@@ -1892,7 +1926,7 @@
                 <w:sz w:val="24"/>
                 <w:szCs w:val="24"/>
               </w:rPr>
-              <w:t>-</w:t>
+              <w:t>The processed data was saved dynamically in the app i.e. data frame for application_record.csv</w:t>
             </w:r>
           </w:p>
         </w:tc>
@@ -1908,7 +1942,7 @@
       </w:pPr>
     </w:p>
     <w:sectPr>
-      <w:headerReference w:type="default" r:id="rId16"/>
+      <w:headerReference w:type="default" r:id="rId17"/>
       <w:pgSz w:w="12240" w:h="15840"/>
       <w:pgMar w:top="1440" w:right="1440" w:bottom="1440" w:left="1440" w:header="720" w:footer="720" w:gutter="0"/>
       <w:pgNumType w:start="1"/>
